--- a/templates/sanitized/bld-archstr-change-request.docx
+++ b/templates/sanitized/bld-archstr-change-request.docx
@@ -867,6 +867,16 @@
           <w:rtl/>
           <w:lang w:bidi="ar-AE"/>
         </w:rPr>
+        <w:t> </w:t>
+      </w:r>
+      <w:r>
+        <w:rPr>
+          <w:rFonts w:hint="cs"/>
+          <w:sz w:val="32"/>
+          <w:szCs w:val="32"/>
+          <w:rtl/>
+          <w:lang w:bidi="ar-AE"/>
+        </w:rPr>
         <w:t xml:space="preserve"/>
       </w:r>
       <w:r>
@@ -957,6 +967,16 @@
           <w:lang w:bidi="ar-SY"/>
         </w:rPr>
         <w:t xml:space="preserve">‏</w:t>
+      </w:r>
+      <w:r>
+        <w:rPr>
+          <w:rFonts w:hint="cs"/>
+          <w:sz w:val="32"/>
+          <w:szCs w:val="32"/>
+          <w:rtl/>
+          <w:lang w:bidi="ar-SY"/>
+        </w:rPr>
+        <w:t> </w:t>
       </w:r>
     </w:p>
     <w:p>
